--- a/site/downloads/handbook-D.docx
+++ b/site/downloads/handbook-D.docx
@@ -227,7 +227,17 @@
           <w:p>
             <w:pPr>
               <w:spacing w:before="0" w:after="0" w:line="240" w:lineRule="auto"/>
+              <w:ind w:left="567" w:hanging="567"/>
             </w:pPr>
+            <w:r>
+              <w:rPr>
+                <w:rFonts w:ascii="Consolas" w:hAnsi="Consolas" w:eastAsia="Consolas"/>
+                <w:b w:val="0"/>
+                <w:color w:val="5B6875"/>
+                <w:sz w:val="16"/>
+              </w:rPr>
+              <w:t xml:space="preserve">   1  </w:t>
+            </w:r>
             <w:r>
               <w:rPr>
                 <w:rFonts w:ascii="Consolas" w:hAnsi="Consolas" w:eastAsia="Consolas"/>
@@ -240,7 +250,17 @@
           <w:p>
             <w:pPr>
               <w:spacing w:before="0" w:after="0" w:line="240" w:lineRule="auto"/>
+              <w:ind w:left="567" w:hanging="567"/>
             </w:pPr>
+            <w:r>
+              <w:rPr>
+                <w:rFonts w:ascii="Consolas" w:hAnsi="Consolas" w:eastAsia="Consolas"/>
+                <w:b w:val="0"/>
+                <w:color w:val="5B6875"/>
+                <w:sz w:val="16"/>
+              </w:rPr>
+              <w:t xml:space="preserve">   2  </w:t>
+            </w:r>
             <w:r>
               <w:rPr>
                 <w:rFonts w:ascii="Consolas" w:hAnsi="Consolas" w:eastAsia="Consolas"/>
@@ -253,7 +273,17 @@
           <w:p>
             <w:pPr>
               <w:spacing w:before="0" w:after="0" w:line="240" w:lineRule="auto"/>
+              <w:ind w:left="567" w:hanging="567"/>
             </w:pPr>
+            <w:r>
+              <w:rPr>
+                <w:rFonts w:ascii="Consolas" w:hAnsi="Consolas" w:eastAsia="Consolas"/>
+                <w:b w:val="0"/>
+                <w:color w:val="5B6875"/>
+                <w:sz w:val="16"/>
+              </w:rPr>
+              <w:t xml:space="preserve">   3  </w:t>
+            </w:r>
             <w:r>
               <w:rPr>
                 <w:rFonts w:ascii="Consolas" w:hAnsi="Consolas" w:eastAsia="Consolas"/>
@@ -266,7 +296,17 @@
           <w:p>
             <w:pPr>
               <w:spacing w:before="0" w:after="0" w:line="240" w:lineRule="auto"/>
+              <w:ind w:left="567" w:hanging="567"/>
             </w:pPr>
+            <w:r>
+              <w:rPr>
+                <w:rFonts w:ascii="Consolas" w:hAnsi="Consolas" w:eastAsia="Consolas"/>
+                <w:b w:val="0"/>
+                <w:color w:val="5B6875"/>
+                <w:sz w:val="16"/>
+              </w:rPr>
+              <w:t xml:space="preserve">   4  </w:t>
+            </w:r>
             <w:r>
               <w:rPr>
                 <w:rFonts w:ascii="Consolas" w:hAnsi="Consolas" w:eastAsia="Consolas"/>
@@ -422,7 +462,17 @@
           <w:p>
             <w:pPr>
               <w:spacing w:before="0" w:after="0" w:line="240" w:lineRule="auto"/>
+              <w:ind w:left="567" w:hanging="567"/>
             </w:pPr>
+            <w:r>
+              <w:rPr>
+                <w:rFonts w:ascii="Consolas" w:hAnsi="Consolas" w:eastAsia="Consolas"/>
+                <w:b w:val="0"/>
+                <w:color w:val="5B6875"/>
+                <w:sz w:val="16"/>
+              </w:rPr>
+              <w:t xml:space="preserve">   1  </w:t>
+            </w:r>
             <w:r>
               <w:rPr>
                 <w:rFonts w:ascii="Consolas" w:hAnsi="Consolas" w:eastAsia="Consolas"/>
@@ -502,7 +552,17 @@
           <w:p>
             <w:pPr>
               <w:spacing w:before="0" w:after="0" w:line="240" w:lineRule="auto"/>
+              <w:ind w:left="567" w:hanging="567"/>
             </w:pPr>
+            <w:r>
+              <w:rPr>
+                <w:rFonts w:ascii="Consolas" w:hAnsi="Consolas" w:eastAsia="Consolas"/>
+                <w:b w:val="0"/>
+                <w:color w:val="5B6875"/>
+                <w:sz w:val="16"/>
+              </w:rPr>
+              <w:t xml:space="preserve">   1  </w:t>
+            </w:r>
             <w:r>
               <w:rPr>
                 <w:rFonts w:ascii="Consolas" w:hAnsi="Consolas" w:eastAsia="Consolas"/>
@@ -2556,9 +2616,6 @@
       </w:r>
     </w:p>
     <w:p>
-      <w:pPr>
-        <w:pStyle w:val="ListBullet"/>
-      </w:pPr>
       <w:r>
         <w:rPr>
           <w:b w:val="0"/>
@@ -2568,9 +2625,6 @@
       </w:r>
     </w:p>
     <w:p>
-      <w:pPr>
-        <w:pStyle w:val="ListBullet"/>
-      </w:pPr>
       <w:r>
         <w:rPr>
           <w:b w:val="0"/>
@@ -2580,9 +2634,6 @@
       </w:r>
     </w:p>
     <w:p>
-      <w:pPr>
-        <w:pStyle w:val="ListBullet"/>
-      </w:pPr>
       <w:r>
         <w:rPr>
           <w:b w:val="0"/>
@@ -2592,9 +2643,6 @@
       </w:r>
     </w:p>
     <w:p>
-      <w:pPr>
-        <w:pStyle w:val="ListBullet"/>
-      </w:pPr>
       <w:r>
         <w:rPr>
           <w:b w:val="0"/>
@@ -2619,9 +2667,6 @@
       </w:r>
     </w:p>
     <w:p>
-      <w:pPr>
-        <w:pStyle w:val="ListBullet"/>
-      </w:pPr>
       <w:r>
         <w:rPr>
           <w:b w:val="0"/>
@@ -2631,9 +2676,6 @@
       </w:r>
     </w:p>
     <w:p>
-      <w:pPr>
-        <w:pStyle w:val="ListBullet"/>
-      </w:pPr>
       <w:r>
         <w:rPr>
           <w:b w:val="0"/>
@@ -2643,9 +2685,6 @@
       </w:r>
     </w:p>
     <w:p>
-      <w:pPr>
-        <w:pStyle w:val="ListBullet"/>
-      </w:pPr>
       <w:r>
         <w:rPr>
           <w:b w:val="0"/>
@@ -2655,9 +2694,6 @@
       </w:r>
     </w:p>
     <w:p>
-      <w:pPr>
-        <w:pStyle w:val="ListBullet"/>
-      </w:pPr>
       <w:r>
         <w:rPr>
           <w:b w:val="0"/>
@@ -2667,9 +2703,6 @@
       </w:r>
     </w:p>
     <w:p>
-      <w:pPr>
-        <w:pStyle w:val="ListBullet"/>
-      </w:pPr>
       <w:r>
         <w:rPr>
           <w:b w:val="0"/>
@@ -2679,9 +2712,6 @@
       </w:r>
     </w:p>
     <w:p>
-      <w:pPr>
-        <w:pStyle w:val="ListBullet"/>
-      </w:pPr>
       <w:r>
         <w:rPr>
           <w:b w:val="0"/>
